--- a/New HSSE Management System 2026/Templates/01-DAN-TMP-HSE-000015__Jun_2026_REV01_Holiday_Work_Request_Form.docx
+++ b/New HSSE Management System 2026/Templates/01-DAN-TMP-HSE-000015__Jun_2026_REV01_Holiday_Work_Request_Form.docx
@@ -5,7 +5,7 @@
     <w:p>
       <w:r>
         <w:rPr>
-          <w:rFonts w:ascii="Cairo" w:hAnsi="Cairo" w:cs="Cairo"/>
+          <w:rFonts w:ascii="Tahoma" w:hAnsi="Tahoma" w:cs="Tahoma"/>
           <w:noProof/>
           <w:color w:val="003300"/>
           <w:sz w:val="24"/>
@@ -792,7 +792,7 @@
                               <w:pPr>
                                 <w:spacing w:after="0"/>
                                 <w:rPr>
-                                  <w:rFonts w:ascii="Times New Roman" w:hAnsi="Times New Roman" w:cs="Times New Roman"/>
+                                  <w:rFonts w:ascii="Tahoma" w:hAnsi="Tahoma" w:cs="Tahoma"/>
                                   <w:b/>
                                   <w:bCs/>
                                   <w:szCs w:val="20"/>
@@ -1244,7 +1244,7 @@
                               <w:pPr>
                                 <w:spacing w:after="0"/>
                                 <w:rPr>
-                                  <w:rFonts w:ascii="Times New Roman" w:hAnsi="Times New Roman" w:cs="Times New Roman"/>
+                                  <w:rFonts w:ascii="Tahoma" w:hAnsi="Tahoma" w:cs="Tahoma"/>
                                   <w:szCs w:val="20"/>
                                 </w:rPr>
                               </w:pPr>
@@ -1253,13 +1253,13 @@
                               <w:pPr>
                                 <w:spacing w:after="0"/>
                                 <w:rPr>
-                                  <w:rFonts w:ascii="Times New Roman" w:hAnsi="Times New Roman" w:cs="Times New Roman"/>
+                                  <w:rFonts w:ascii="Tahoma" w:hAnsi="Tahoma" w:cs="Tahoma"/>
                                   <w:szCs w:val="20"/>
                                 </w:rPr>
                               </w:pPr>
                               <w:r>
                                 <w:rPr>
-                                  <w:rFonts w:ascii="Times New Roman" w:hAnsi="Times New Roman" w:cs="Times New Roman"/>
+                                  <w:rFonts w:ascii="Tahoma" w:hAnsi="Tahoma" w:cs="Tahoma"/>
                                   <w:szCs w:val="20"/>
                                 </w:rPr>
                                 <w:t xml:space="preserve"> </w:t>
@@ -1961,7 +1961,7 @@
                         <w:pPr>
                           <w:spacing w:after="0"/>
                           <w:rPr>
-                            <w:rFonts w:ascii="Times New Roman" w:hAnsi="Times New Roman" w:cs="Times New Roman"/>
+                            <w:rFonts w:ascii="Tahoma" w:hAnsi="Tahoma" w:cs="Tahoma"/>
                             <w:b/>
                             <w:bCs/>
                             <w:szCs w:val="20"/>
@@ -2359,7 +2359,7 @@
                         <w:pPr>
                           <w:spacing w:after="0"/>
                           <w:rPr>
-                            <w:rFonts w:ascii="Times New Roman" w:hAnsi="Times New Roman" w:cs="Times New Roman"/>
+                            <w:rFonts w:ascii="Tahoma" w:hAnsi="Tahoma" w:cs="Tahoma"/>
                             <w:szCs w:val="20"/>
                           </w:rPr>
                         </w:pPr>
@@ -2368,13 +2368,13 @@
                         <w:pPr>
                           <w:spacing w:after="0"/>
                           <w:rPr>
-                            <w:rFonts w:ascii="Times New Roman" w:hAnsi="Times New Roman" w:cs="Times New Roman"/>
+                            <w:rFonts w:ascii="Tahoma" w:hAnsi="Tahoma" w:cs="Tahoma"/>
                             <w:szCs w:val="20"/>
                           </w:rPr>
                         </w:pPr>
                         <w:r>
                           <w:rPr>
-                            <w:rFonts w:ascii="Times New Roman" w:hAnsi="Times New Roman" w:cs="Times New Roman"/>
+                            <w:rFonts w:ascii="Tahoma" w:hAnsi="Tahoma" w:cs="Tahoma"/>
                             <w:szCs w:val="20"/>
                           </w:rPr>
                           <w:t xml:space="preserve"> </w:t>
@@ -2485,7 +2485,7 @@
                           <w:pPr>
                             <w:spacing w:after="0"/>
                             <w:rPr>
-                              <w:rFonts w:ascii="Calibri" w:eastAsia="Calibri" w:hAnsi="Calibri" w:cs="Calibri"/>
+                              <w:rFonts w:ascii="Tahoma" w:eastAsia="Tahoma" w:hAnsi="Tahoma" w:cs="Tahoma"/>
                               <w:noProof/>
                               <w:color w:val="000000"/>
                               <w:sz w:val="24"/>
@@ -2494,7 +2494,7 @@
                           </w:pPr>
                           <w:r>
                             <w:rPr>
-                              <w:rFonts w:ascii="Calibri" w:eastAsia="Calibri" w:hAnsi="Calibri" w:cs="Calibri"/>
+                              <w:rFonts w:ascii="Tahoma" w:eastAsia="Tahoma" w:hAnsi="Tahoma" w:cs="Tahoma"/>
                               <w:noProof/>
                               <w:color w:val="000000"/>
                               <w:sz w:val="24"/>
@@ -2530,7 +2530,7 @@
                     <w:pPr>
                       <w:spacing w:after="0"/>
                       <w:rPr>
-                        <w:rFonts w:ascii="Calibri" w:eastAsia="Calibri" w:hAnsi="Calibri" w:cs="Calibri"/>
+                        <w:rFonts w:ascii="Tahoma" w:eastAsia="Tahoma" w:hAnsi="Tahoma" w:cs="Tahoma"/>
                         <w:noProof/>
                         <w:color w:val="000000"/>
                         <w:sz w:val="24"/>
@@ -2539,7 +2539,7 @@
                     </w:pPr>
                     <w:r>
                       <w:rPr>
-                        <w:rFonts w:ascii="Calibri" w:eastAsia="Calibri" w:hAnsi="Calibri" w:cs="Calibri"/>
+                        <w:rFonts w:ascii="Tahoma" w:eastAsia="Tahoma" w:hAnsi="Tahoma" w:cs="Tahoma"/>
                         <w:noProof/>
                         <w:color w:val="000000"/>
                         <w:sz w:val="24"/>
@@ -2615,7 +2615,7 @@
                           <w:pPr>
                             <w:spacing w:after="0"/>
                             <w:rPr>
-                              <w:rFonts w:ascii="Calibri" w:eastAsia="Calibri" w:hAnsi="Calibri" w:cs="Calibri"/>
+                              <w:rFonts w:ascii="Tahoma" w:eastAsia="Tahoma" w:hAnsi="Tahoma" w:cs="Tahoma"/>
                               <w:noProof/>
                               <w:color w:val="000000"/>
                               <w:sz w:val="24"/>
@@ -2624,7 +2624,7 @@
                           </w:pPr>
                           <w:r>
                             <w:rPr>
-                              <w:rFonts w:ascii="Calibri" w:eastAsia="Calibri" w:hAnsi="Calibri" w:cs="Calibri"/>
+                              <w:rFonts w:ascii="Tahoma" w:eastAsia="Tahoma" w:hAnsi="Tahoma" w:cs="Tahoma"/>
                               <w:noProof/>
                               <w:color w:val="000000"/>
                               <w:sz w:val="24"/>
@@ -2660,7 +2660,7 @@
                     <w:pPr>
                       <w:spacing w:after="0"/>
                       <w:rPr>
-                        <w:rFonts w:ascii="Calibri" w:eastAsia="Calibri" w:hAnsi="Calibri" w:cs="Calibri"/>
+                        <w:rFonts w:ascii="Tahoma" w:eastAsia="Tahoma" w:hAnsi="Tahoma" w:cs="Tahoma"/>
                         <w:noProof/>
                         <w:color w:val="000000"/>
                         <w:sz w:val="24"/>
@@ -2669,7 +2669,7 @@
                     </w:pPr>
                     <w:r>
                       <w:rPr>
-                        <w:rFonts w:ascii="Calibri" w:eastAsia="Calibri" w:hAnsi="Calibri" w:cs="Calibri"/>
+                        <w:rFonts w:ascii="Tahoma" w:eastAsia="Tahoma" w:hAnsi="Tahoma" w:cs="Tahoma"/>
                         <w:noProof/>
                         <w:color w:val="000000"/>
                         <w:sz w:val="24"/>
@@ -2762,7 +2762,7 @@
       <w:pStyle w:val="Header"/>
       <w:jc w:val="center"/>
       <w:rPr>
-        <w:rFonts w:ascii="Cairo" w:hAnsi="Cairo" w:cs="Cairo"/>
+        <w:rFonts w:ascii="Tahoma" w:hAnsi="Tahoma" w:cs="Tahoma"/>
         <w:b/>
         <w:bCs/>
         <w:noProof/>
@@ -2772,7 +2772,7 @@
     </w:pPr>
     <w:r>
       <w:rPr>
-        <w:rFonts w:ascii="Cairo" w:hAnsi="Cairo" w:cs="Cairo"/>
+        <w:rFonts w:ascii="Tahoma" w:hAnsi="Tahoma" w:cs="Tahoma"/>
         <w:b/>
         <w:bCs/>
         <w:noProof/>
@@ -2837,7 +2837,7 @@
     </w:r>
     <w:r>
       <w:rPr>
-        <w:rFonts w:ascii="Cairo" w:hAnsi="Cairo" w:cs="Cairo"/>
+        <w:rFonts w:ascii="Tahoma" w:hAnsi="Tahoma" w:cs="Tahoma"/>
         <w:noProof/>
         <w:sz w:val="18"/>
         <w:szCs w:val="18"/>
@@ -2929,7 +2929,7 @@
     </w:r>
     <w:r>
       <w:rPr>
-        <w:rFonts w:ascii="Cairo" w:hAnsi="Cairo" w:cs="Cairo"/>
+        <w:rFonts w:ascii="Tahoma" w:hAnsi="Tahoma" w:cs="Tahoma"/>
         <w:b/>
         <w:bCs/>
         <w:noProof/>
@@ -2967,7 +2967,7 @@
     </w:r>
     <w:r>
       <w:rPr>
-        <w:rFonts w:ascii="Cairo" w:hAnsi="Cairo" w:cs="Cairo"/>
+        <w:rFonts w:ascii="Tahoma" w:hAnsi="Tahoma" w:cs="Tahoma"/>
         <w:b/>
         <w:bCs/>
         <w:noProof/>
@@ -2978,7 +2978,7 @@
     </w:r>
     <w:r>
       <w:rPr>
-        <w:rFonts w:ascii="Cairo" w:hAnsi="Cairo" w:cs="Cairo"/>
+        <w:rFonts w:ascii="Tahoma" w:hAnsi="Tahoma" w:cs="Tahoma"/>
         <w:b/>
         <w:bCs/>
         <w:noProof/>
@@ -2993,7 +2993,7 @@
       <w:pStyle w:val="Header"/>
       <w:jc w:val="center"/>
       <w:rPr>
-        <w:rFonts w:ascii="Cairo" w:hAnsi="Cairo" w:cs="Cairo"/>
+        <w:rFonts w:ascii="Tahoma" w:hAnsi="Tahoma" w:cs="Tahoma"/>
         <w:b/>
         <w:bCs/>
         <w:sz w:val="36"/>
@@ -3002,7 +3002,7 @@
     </w:pPr>
     <w:r>
       <w:rPr>
-        <w:rFonts w:ascii="Cairo" w:hAnsi="Cairo" w:cs="Cairo"/>
+        <w:rFonts w:ascii="Tahoma" w:hAnsi="Tahoma" w:cs="Tahoma"/>
         <w:b/>
         <w:bCs/>
         <w:noProof/>
@@ -3017,7 +3017,7 @@
       <w:pStyle w:val="Header"/>
       <w:jc w:val="center"/>
       <w:rPr>
-        <w:rFonts w:ascii="Cairo" w:hAnsi="Cairo" w:cs="Cairo"/>
+        <w:rFonts w:ascii="Tahoma" w:hAnsi="Tahoma" w:cs="Tahoma"/>
         <w:b/>
         <w:bCs/>
         <w:sz w:val="36"/>
@@ -3026,7 +3026,7 @@
     </w:pPr>
     <w:r>
       <w:rPr>
-        <w:rFonts w:ascii="Cairo" w:hAnsi="Cairo" w:cs="Cairo"/>
+        <w:rFonts w:ascii="Tahoma" w:hAnsi="Tahoma" w:cs="Tahoma"/>
         <w:b/>
         <w:bCs/>
         <w:sz w:val="36"/>
@@ -3193,7 +3193,7 @@
         <w:ind w:left="1440" w:hanging="360"/>
       </w:pPr>
       <w:rPr>
-        <w:rFonts w:ascii="Courier New" w:hAnsi="Courier New" w:cs="Courier New" w:hint="default"/>
+        <w:rFonts w:ascii="Tahoma" w:hAnsi="Tahoma" w:cs="Tahoma" w:hint="default"/>
       </w:rPr>
     </w:lvl>
     <w:lvl w:ilvl="2" w:tplc="08090005" w:tentative="1">
@@ -3229,7 +3229,7 @@
         <w:ind w:left="3600" w:hanging="360"/>
       </w:pPr>
       <w:rPr>
-        <w:rFonts w:ascii="Courier New" w:hAnsi="Courier New" w:cs="Courier New" w:hint="default"/>
+        <w:rFonts w:ascii="Tahoma" w:hAnsi="Tahoma" w:cs="Tahoma" w:hint="default"/>
       </w:rPr>
     </w:lvl>
     <w:lvl w:ilvl="5" w:tplc="08090005" w:tentative="1">
@@ -3265,7 +3265,7 @@
         <w:ind w:left="5760" w:hanging="360"/>
       </w:pPr>
       <w:rPr>
-        <w:rFonts w:ascii="Courier New" w:hAnsi="Courier New" w:cs="Courier New" w:hint="default"/>
+        <w:rFonts w:ascii="Tahoma" w:hAnsi="Tahoma" w:cs="Tahoma" w:hint="default"/>
       </w:rPr>
     </w:lvl>
     <w:lvl w:ilvl="8" w:tplc="08090005" w:tentative="1">
@@ -3306,7 +3306,7 @@
         <w:ind w:left="1440" w:hanging="360"/>
       </w:pPr>
       <w:rPr>
-        <w:rFonts w:ascii="Courier New" w:hAnsi="Courier New" w:cs="Courier New" w:hint="default"/>
+        <w:rFonts w:ascii="Tahoma" w:hAnsi="Tahoma" w:cs="Tahoma" w:hint="default"/>
       </w:rPr>
     </w:lvl>
     <w:lvl w:ilvl="2" w:tplc="04090005" w:tentative="1">
@@ -3342,7 +3342,7 @@
         <w:ind w:left="3600" w:hanging="360"/>
       </w:pPr>
       <w:rPr>
-        <w:rFonts w:ascii="Courier New" w:hAnsi="Courier New" w:cs="Courier New" w:hint="default"/>
+        <w:rFonts w:ascii="Tahoma" w:hAnsi="Tahoma" w:cs="Tahoma" w:hint="default"/>
       </w:rPr>
     </w:lvl>
     <w:lvl w:ilvl="5" w:tplc="04090005" w:tentative="1">
@@ -3378,7 +3378,7 @@
         <w:ind w:left="5760" w:hanging="360"/>
       </w:pPr>
       <w:rPr>
-        <w:rFonts w:ascii="Courier New" w:hAnsi="Courier New" w:cs="Courier New" w:hint="default"/>
+        <w:rFonts w:ascii="Tahoma" w:hAnsi="Tahoma" w:cs="Tahoma" w:hint="default"/>
       </w:rPr>
     </w:lvl>
     <w:lvl w:ilvl="8" w:tplc="04090005" w:tentative="1">
@@ -3593,7 +3593,7 @@
         <w:ind w:left="1440" w:hanging="360"/>
       </w:pPr>
       <w:rPr>
-        <w:rFonts w:ascii="Courier New" w:hAnsi="Courier New" w:cs="Courier New" w:hint="default"/>
+        <w:rFonts w:ascii="Tahoma" w:hAnsi="Tahoma" w:cs="Tahoma" w:hint="default"/>
       </w:rPr>
     </w:lvl>
     <w:lvl w:ilvl="2" w:tplc="08090005" w:tentative="1">
@@ -3629,7 +3629,7 @@
         <w:ind w:left="3600" w:hanging="360"/>
       </w:pPr>
       <w:rPr>
-        <w:rFonts w:ascii="Courier New" w:hAnsi="Courier New" w:cs="Courier New" w:hint="default"/>
+        <w:rFonts w:ascii="Tahoma" w:hAnsi="Tahoma" w:cs="Tahoma" w:hint="default"/>
       </w:rPr>
     </w:lvl>
     <w:lvl w:ilvl="5" w:tplc="08090005" w:tentative="1">
@@ -3665,7 +3665,7 @@
         <w:ind w:left="5760" w:hanging="360"/>
       </w:pPr>
       <w:rPr>
-        <w:rFonts w:ascii="Courier New" w:hAnsi="Courier New" w:cs="Courier New" w:hint="default"/>
+        <w:rFonts w:ascii="Tahoma" w:hAnsi="Tahoma" w:cs="Tahoma" w:hint="default"/>
       </w:rPr>
     </w:lvl>
     <w:lvl w:ilvl="8" w:tplc="08090005" w:tentative="1">
@@ -3794,7 +3794,7 @@
         <w:ind w:left="1440" w:hanging="360"/>
       </w:pPr>
       <w:rPr>
-        <w:rFonts w:ascii="Courier New" w:hAnsi="Courier New" w:cs="Courier New" w:hint="default"/>
+        <w:rFonts w:ascii="Tahoma" w:hAnsi="Tahoma" w:cs="Tahoma" w:hint="default"/>
       </w:rPr>
     </w:lvl>
     <w:lvl w:ilvl="2" w:tplc="08090005" w:tentative="1">
@@ -3830,7 +3830,7 @@
         <w:ind w:left="3600" w:hanging="360"/>
       </w:pPr>
       <w:rPr>
-        <w:rFonts w:ascii="Courier New" w:hAnsi="Courier New" w:cs="Courier New" w:hint="default"/>
+        <w:rFonts w:ascii="Tahoma" w:hAnsi="Tahoma" w:cs="Tahoma" w:hint="default"/>
       </w:rPr>
     </w:lvl>
     <w:lvl w:ilvl="5" w:tplc="08090005" w:tentative="1">
@@ -3866,7 +3866,7 @@
         <w:ind w:left="5760" w:hanging="360"/>
       </w:pPr>
       <w:rPr>
-        <w:rFonts w:ascii="Courier New" w:hAnsi="Courier New" w:cs="Courier New" w:hint="default"/>
+        <w:rFonts w:ascii="Tahoma" w:hAnsi="Tahoma" w:cs="Tahoma" w:hint="default"/>
       </w:rPr>
     </w:lvl>
     <w:lvl w:ilvl="8" w:tplc="08090005" w:tentative="1">
@@ -3917,7 +3917,7 @@
         <w:rFonts w:asciiTheme="minorHAnsi" w:eastAsiaTheme="minorHAnsi" w:hAnsiTheme="minorHAnsi" w:cstheme="minorBidi"/>
         <w:sz w:val="22"/>
         <w:szCs w:val="22"/>
-        <w:lang w:val="en-GB" w:eastAsia="en-US" w:bidi="ar-SA"/>
+        <w:lang w:val="en-GB" w:eastAsia="Tahoma" w:bidi="ar-SA"/>
       </w:rPr>
     </w:rPrDefault>
     <w:pPrDefault>
@@ -4326,13 +4326,13 @@
       <w:outlineLvl w:val="0"/>
     </w:pPr>
     <w:rPr>
-      <w:rFonts w:ascii="Calibri" w:eastAsiaTheme="majorEastAsia" w:hAnsi="Calibri" w:cs="Calibri"/>
+      <w:rFonts w:ascii="Tahoma" w:eastAsiaTheme="majorEastAsia" w:hAnsi="Tahoma" w:cs="Tahoma"/>
       <w:b/>
       <w:bCs/>
       <w:color w:val="000000" w:themeColor="text1"/>
       <w:sz w:val="32"/>
       <w:szCs w:val="28"/>
-      <w:lang w:eastAsia="en-GB"/>
+      <w:lang w:eastAsia="Tahoma"/>
     </w:rPr>
   </w:style>
   <w:style w:type="paragraph" w:styleId="Heading2">
@@ -4353,11 +4353,11 @@
       <w:outlineLvl w:val="1"/>
     </w:pPr>
     <w:rPr>
-      <w:rFonts w:ascii="Arial" w:eastAsia="Times New Roman" w:hAnsi="Arial" w:cs="Times New Roman"/>
+      <w:rFonts w:ascii="Tahoma" w:eastAsia="Tahoma" w:hAnsi="Tahoma" w:cs="Tahoma"/>
       <w:b/>
       <w:sz w:val="20"/>
       <w:szCs w:val="20"/>
-      <w:lang w:val="en-US" w:eastAsia="en-AU"/>
+      <w:lang w:val="en-US" w:eastAsia="Tahoma"/>
     </w:rPr>
   </w:style>
   <w:style w:type="paragraph" w:styleId="Heading3">
@@ -4387,7 +4387,7 @@
       <w:rFonts w:asciiTheme="majorHAnsi" w:eastAsiaTheme="minorEastAsia" w:hAnsiTheme="majorHAnsi" w:cstheme="majorHAnsi"/>
       <w:bCs/>
       <w:u w:val="single"/>
-      <w:lang w:eastAsia="zh-TW"/>
+      <w:lang w:eastAsia="Tahoma"/>
     </w:rPr>
   </w:style>
   <w:style w:type="paragraph" w:styleId="Heading5">
@@ -4412,7 +4412,7 @@
       <w:color w:val="243F60" w:themeColor="accent1" w:themeShade="7F"/>
       <w:sz w:val="20"/>
       <w:szCs w:val="20"/>
-      <w:lang w:eastAsia="en-GB"/>
+      <w:lang w:eastAsia="Tahoma"/>
     </w:rPr>
   </w:style>
   <w:style w:type="paragraph" w:styleId="Heading6">
@@ -4439,7 +4439,7 @@
       <w:color w:val="243F60" w:themeColor="accent1" w:themeShade="7F"/>
       <w:sz w:val="20"/>
       <w:szCs w:val="20"/>
-      <w:lang w:eastAsia="en-GB"/>
+      <w:lang w:eastAsia="Tahoma"/>
     </w:rPr>
   </w:style>
   <w:style w:type="paragraph" w:styleId="Heading7">
@@ -4466,7 +4466,7 @@
       <w:color w:val="404040" w:themeColor="text1" w:themeTint="BF"/>
       <w:sz w:val="20"/>
       <w:szCs w:val="20"/>
-      <w:lang w:eastAsia="en-GB"/>
+      <w:lang w:eastAsia="Tahoma"/>
     </w:rPr>
   </w:style>
   <w:style w:type="paragraph" w:styleId="Heading8">
@@ -4491,7 +4491,7 @@
       <w:color w:val="404040" w:themeColor="text1" w:themeTint="BF"/>
       <w:sz w:val="20"/>
       <w:szCs w:val="20"/>
-      <w:lang w:eastAsia="en-GB"/>
+      <w:lang w:eastAsia="Tahoma"/>
     </w:rPr>
   </w:style>
   <w:style w:type="paragraph" w:styleId="Heading9">
@@ -4518,7 +4518,7 @@
       <w:color w:val="404040" w:themeColor="text1" w:themeTint="BF"/>
       <w:sz w:val="20"/>
       <w:szCs w:val="20"/>
-      <w:lang w:eastAsia="en-GB"/>
+      <w:lang w:eastAsia="Tahoma"/>
     </w:rPr>
   </w:style>
   <w:style w:type="character" w:default="1" w:styleId="DefaultParagraphFont">
@@ -4639,11 +4639,11 @@
     <w:link w:val="Heading2"/>
     <w:rsid w:val="001A31F7"/>
     <w:rPr>
-      <w:rFonts w:ascii="Arial" w:eastAsia="Times New Roman" w:hAnsi="Arial" w:cs="Times New Roman"/>
+      <w:rFonts w:ascii="Tahoma" w:eastAsia="Tahoma" w:hAnsi="Tahoma" w:cs="Tahoma"/>
       <w:b/>
       <w:sz w:val="20"/>
       <w:szCs w:val="20"/>
-      <w:lang w:val="en-US" w:eastAsia="en-AU"/>
+      <w:lang w:val="en-US" w:eastAsia="Tahoma"/>
     </w:rPr>
   </w:style>
   <w:style w:type="table" w:customStyle="1" w:styleId="SmartTextTable1">
@@ -4656,7 +4656,7 @@
       <w:spacing w:after="0" w:line="240" w:lineRule="auto"/>
     </w:pPr>
     <w:rPr>
-      <w:rFonts w:ascii="Arial" w:eastAsia="Calibri" w:hAnsi="Arial" w:cs="Arial"/>
+      <w:rFonts w:ascii="Tahoma" w:eastAsia="Tahoma" w:hAnsi="Tahoma" w:cs="Tahoma"/>
     </w:rPr>
     <w:tblPr>
       <w:tblBorders>
@@ -4711,13 +4711,13 @@
     <w:uiPriority w:val="9"/>
     <w:rsid w:val="009A53C0"/>
     <w:rPr>
-      <w:rFonts w:ascii="Calibri" w:eastAsiaTheme="majorEastAsia" w:hAnsi="Calibri" w:cs="Calibri"/>
+      <w:rFonts w:ascii="Tahoma" w:eastAsiaTheme="majorEastAsia" w:hAnsi="Tahoma" w:cs="Tahoma"/>
       <w:b/>
       <w:bCs/>
       <w:color w:val="000000" w:themeColor="text1"/>
       <w:sz w:val="32"/>
       <w:szCs w:val="28"/>
-      <w:lang w:eastAsia="en-GB"/>
+      <w:lang w:eastAsia="Tahoma"/>
     </w:rPr>
   </w:style>
   <w:style w:type="character" w:customStyle="1" w:styleId="Heading3Char">
@@ -4731,7 +4731,7 @@
       <w:rFonts w:asciiTheme="majorHAnsi" w:eastAsiaTheme="minorEastAsia" w:hAnsiTheme="majorHAnsi" w:cstheme="majorHAnsi"/>
       <w:bCs/>
       <w:u w:val="single"/>
-      <w:lang w:eastAsia="zh-TW"/>
+      <w:lang w:eastAsia="Tahoma"/>
     </w:rPr>
   </w:style>
   <w:style w:type="character" w:customStyle="1" w:styleId="Heading5Char">
@@ -4746,7 +4746,7 @@
       <w:color w:val="243F60" w:themeColor="accent1" w:themeShade="7F"/>
       <w:sz w:val="20"/>
       <w:szCs w:val="20"/>
-      <w:lang w:eastAsia="en-GB"/>
+      <w:lang w:eastAsia="Tahoma"/>
     </w:rPr>
   </w:style>
   <w:style w:type="character" w:customStyle="1" w:styleId="Heading6Char">
@@ -4763,7 +4763,7 @@
       <w:color w:val="243F60" w:themeColor="accent1" w:themeShade="7F"/>
       <w:sz w:val="20"/>
       <w:szCs w:val="20"/>
-      <w:lang w:eastAsia="en-GB"/>
+      <w:lang w:eastAsia="Tahoma"/>
     </w:rPr>
   </w:style>
   <w:style w:type="character" w:customStyle="1" w:styleId="Heading7Char">
@@ -4780,7 +4780,7 @@
       <w:color w:val="404040" w:themeColor="text1" w:themeTint="BF"/>
       <w:sz w:val="20"/>
       <w:szCs w:val="20"/>
-      <w:lang w:eastAsia="en-GB"/>
+      <w:lang w:eastAsia="Tahoma"/>
     </w:rPr>
   </w:style>
   <w:style w:type="character" w:customStyle="1" w:styleId="Heading8Char">
@@ -4795,7 +4795,7 @@
       <w:color w:val="404040" w:themeColor="text1" w:themeTint="BF"/>
       <w:sz w:val="20"/>
       <w:szCs w:val="20"/>
-      <w:lang w:eastAsia="en-GB"/>
+      <w:lang w:eastAsia="Tahoma"/>
     </w:rPr>
   </w:style>
   <w:style w:type="character" w:customStyle="1" w:styleId="Heading9Char">
@@ -4812,7 +4812,7 @@
       <w:color w:val="404040" w:themeColor="text1" w:themeTint="BF"/>
       <w:sz w:val="20"/>
       <w:szCs w:val="20"/>
-      <w:lang w:eastAsia="en-GB"/>
+      <w:lang w:eastAsia="Tahoma"/>
     </w:rPr>
   </w:style>
   <w:style w:type="character" w:customStyle="1" w:styleId="NoSpacingChar">
@@ -4834,7 +4834,7 @@
       <w:spacing w:after="0" w:line="240" w:lineRule="auto"/>
     </w:pPr>
     <w:rPr>
-      <w:rFonts w:ascii="Tahoma" w:eastAsia="Times New Roman" w:hAnsi="Tahoma" w:cs="Tahoma"/>
+      <w:rFonts w:ascii="Tahoma" w:eastAsia="Tahoma" w:hAnsi="Tahoma" w:cs="Tahoma"/>
       <w:sz w:val="16"/>
       <w:szCs w:val="16"/>
       <w:lang w:val="en-US"/>
@@ -4848,7 +4848,7 @@
     <w:semiHidden/>
     <w:rsid w:val="00003D4E"/>
     <w:rPr>
-      <w:rFonts w:ascii="Tahoma" w:eastAsia="Times New Roman" w:hAnsi="Tahoma" w:cs="Tahoma"/>
+      <w:rFonts w:ascii="Tahoma" w:eastAsia="Tahoma" w:hAnsi="Tahoma" w:cs="Tahoma"/>
       <w:sz w:val="16"/>
       <w:szCs w:val="16"/>
       <w:lang w:val="en-US"/>
@@ -4862,7 +4862,7 @@
       <w:spacing w:before="60" w:after="60" w:line="240" w:lineRule="auto"/>
     </w:pPr>
     <w:rPr>
-      <w:rFonts w:ascii="Arial" w:eastAsia="Times New Roman" w:hAnsi="Arial" w:cs="Times New Roman"/>
+      <w:rFonts w:ascii="Tahoma" w:eastAsia="Tahoma" w:hAnsi="Tahoma" w:cs="Tahoma"/>
       <w:sz w:val="18"/>
       <w:szCs w:val="20"/>
       <w:lang w:val="en-US"/>
@@ -4886,7 +4886,7 @@
         <w:jc w:val="left"/>
       </w:pPr>
       <w:rPr>
-        <w:rFonts w:ascii="Arial" w:hAnsi="Arial"/>
+        <w:rFonts w:ascii="Tahoma" w:hAnsi="Tahoma"/>
         <w:b w:val="0"/>
         <w:i w:val="0"/>
         <w:color w:val="005AA4"/>
@@ -4948,7 +4948,7 @@
     </a:clrScheme>
     <a:fontScheme name="Office">
       <a:majorFont>
-        <a:latin typeface="Cambria"/>
+        <a:latin typeface="Tahoma"/>
         <a:ea typeface=""/>
         <a:cs typeface=""/>
         <a:font script="Jpan" typeface="ＭＳ ゴシック"/>
@@ -4983,7 +4983,7 @@
         <a:font script="Geor" typeface="Sylfaen"/>
       </a:majorFont>
       <a:minorFont>
-        <a:latin typeface="Calibri"/>
+        <a:latin typeface="Tahoma"/>
         <a:ea typeface=""/>
         <a:cs typeface=""/>
         <a:font script="Jpan" typeface="ＭＳ 明朝"/>
